--- a/CC CO2 AT1.docx
+++ b/CC CO2 AT1.docx
@@ -1868,6 +1868,7 @@
           </w:p>
           <w:tbl>
             <w:tblPr>
+              <w:tblStyle w:val="12"/>
               <w:tblW w:w="0" w:type="auto"/>
               <w:tblCellSpacing w:w="15" w:type="dxa"/>
               <w:tblInd w:w="-45" w:type="dxa"/>
@@ -1879,7 +1880,7 @@
                 <w:insideH w:val="none" w:color="auto" w:sz="0" w:space="0"/>
                 <w:insideV w:val="none" w:color="auto" w:sz="0" w:space="0"/>
               </w:tblBorders>
-              <w:shd w:val="clear"/>
+              <w:shd w:val="clear" w:color="auto" w:fill="auto"/>
               <w:tblLayout w:type="fixed"/>
               <w:tblCellMar>
                 <w:top w:w="15" w:type="dxa"/>
@@ -1914,7 +1915,7 @@
               <w:tc>
                 <w:tcPr>
                   <w:tcW w:w="8640" w:type="dxa"/>
-                  <w:shd w:val="clear"/>
+                  <w:shd w:val="clear" w:color="auto" w:fill="auto"/>
                   <w:vAlign w:val="center"/>
                 </w:tcPr>
                 <w:p>
@@ -2736,6 +2737,7 @@
         </w:tblPrEx>
         <w:trPr>
           <w:gridAfter w:val="1"/>
+          <w:wAfter w:w="1" w:type="dxa"/>
           <w:jc w:val="center"/>
         </w:trPr>
         <w:tc>
@@ -2787,6 +2789,7 @@
         </w:tblPrEx>
         <w:trPr>
           <w:gridAfter w:val="1"/>
+          <w:wAfter w:w="1" w:type="dxa"/>
           <w:jc w:val="center"/>
         </w:trPr>
         <w:tc>
@@ -3847,6 +3850,7 @@
           </w:p>
           <w:tbl>
             <w:tblPr>
+              <w:tblStyle w:val="12"/>
               <w:tblW w:w="0" w:type="auto"/>
               <w:tblCellSpacing w:w="15" w:type="dxa"/>
               <w:tblInd w:w="-45" w:type="dxa"/>
@@ -3858,7 +3862,7 @@
                 <w:insideH w:val="none" w:color="auto" w:sz="0" w:space="0"/>
                 <w:insideV w:val="none" w:color="auto" w:sz="0" w:space="0"/>
               </w:tblBorders>
-              <w:shd w:val="clear"/>
+              <w:shd w:val="clear" w:color="auto" w:fill="auto"/>
               <w:tblLayout w:type="fixed"/>
               <w:tblCellMar>
                 <w:top w:w="15" w:type="dxa"/>
@@ -3880,6 +3884,7 @@
                   <w:insideH w:val="none" w:color="auto" w:sz="0" w:space="0"/>
                   <w:insideV w:val="none" w:color="auto" w:sz="0" w:space="0"/>
                 </w:tblBorders>
+                <w:shd w:val="clear" w:color="auto" w:fill="auto"/>
                 <w:tblCellMar>
                   <w:top w:w="15" w:type="dxa"/>
                   <w:left w:w="15" w:type="dxa"/>
@@ -3893,7 +3898,7 @@
               <w:tc>
                 <w:tcPr>
                   <w:tcW w:w="8640" w:type="dxa"/>
-                  <w:shd w:val="clear"/>
+                  <w:shd w:val="clear" w:color="auto" w:fill="auto"/>
                   <w:vAlign w:val="center"/>
                 </w:tcPr>
                 <w:p>
@@ -4141,6 +4146,7 @@
           </w:p>
           <w:tbl>
             <w:tblPr>
+              <w:tblStyle w:val="12"/>
               <w:tblW w:w="0" w:type="auto"/>
               <w:tblCellSpacing w:w="15" w:type="dxa"/>
               <w:tblInd w:w="-45" w:type="dxa"/>
@@ -4152,7 +4158,7 @@
                 <w:insideH w:val="none" w:color="auto" w:sz="0" w:space="0"/>
                 <w:insideV w:val="none" w:color="auto" w:sz="0" w:space="0"/>
               </w:tblBorders>
-              <w:shd w:val="clear"/>
+              <w:shd w:val="clear" w:color="auto" w:fill="auto"/>
               <w:tblLayout w:type="fixed"/>
               <w:tblCellMar>
                 <w:top w:w="15" w:type="dxa"/>
@@ -4174,7 +4180,7 @@
                   <w:insideH w:val="none" w:color="auto" w:sz="0" w:space="0"/>
                   <w:insideV w:val="none" w:color="auto" w:sz="0" w:space="0"/>
                 </w:tblBorders>
-                <w:shd w:val="clear"/>
+                <w:shd w:val="clear" w:color="auto" w:fill="auto"/>
                 <w:tblCellMar>
                   <w:top w:w="15" w:type="dxa"/>
                   <w:left w:w="15" w:type="dxa"/>
@@ -4188,7 +4194,7 @@
               <w:tc>
                 <w:tcPr>
                   <w:tcW w:w="8640" w:type="dxa"/>
-                  <w:shd w:val="clear"/>
+                  <w:shd w:val="clear" w:color="auto" w:fill="auto"/>
                   <w:vAlign w:val="center"/>
                 </w:tcPr>
                 <w:p>
@@ -5553,15 +5559,18 @@
           </w:tcPr>
           <w:p>
             <w:pPr>
-              <w:rPr>
+              <w:jc w:val="both"/>
+              <w:rPr>
+                <w:rFonts w:hint="default" w:ascii="Calibri" w:hAnsi="Calibri" w:cs="Calibri"/>
                 <w:vanish/>
-                <w:sz w:val="24"/>
-                <w:szCs w:val="24"/>
+                <w:sz w:val="18"/>
+                <w:szCs w:val="18"/>
               </w:rPr>
             </w:pPr>
           </w:p>
           <w:tbl>
             <w:tblPr>
+              <w:tblStyle w:val="12"/>
               <w:tblW w:w="0" w:type="auto"/>
               <w:tblCellSpacing w:w="15" w:type="dxa"/>
               <w:tblInd w:w="-45" w:type="dxa"/>
@@ -5573,7 +5582,7 @@
                 <w:insideH w:val="none" w:color="auto" w:sz="0" w:space="0"/>
                 <w:insideV w:val="none" w:color="auto" w:sz="0" w:space="0"/>
               </w:tblBorders>
-              <w:shd w:val="clear"/>
+              <w:shd w:val="clear" w:color="auto" w:fill="auto"/>
               <w:tblLayout w:type="fixed"/>
               <w:tblCellMar>
                 <w:top w:w="15" w:type="dxa"/>
@@ -5595,7 +5604,7 @@
                   <w:insideH w:val="none" w:color="auto" w:sz="0" w:space="0"/>
                   <w:insideV w:val="none" w:color="auto" w:sz="0" w:space="0"/>
                 </w:tblBorders>
-                <w:shd w:val="clear"/>
+                <w:shd w:val="clear" w:color="auto" w:fill="auto"/>
                 <w:tblCellMar>
                   <w:top w:w="15" w:type="dxa"/>
                   <w:left w:w="15" w:type="dxa"/>
@@ -5609,7 +5618,7 @@
               <w:tc>
                 <w:tcPr>
                   <w:tcW w:w="8640" w:type="dxa"/>
-                  <w:shd w:val="clear"/>
+                  <w:shd w:val="clear" w:color="auto" w:fill="auto"/>
                   <w:vAlign w:val="center"/>
                 </w:tcPr>
                 <w:p>
@@ -5618,15 +5627,20 @@
                     <w:keepLines w:val="0"/>
                     <w:widowControl/>
                     <w:suppressLineNumbers w:val="0"/>
-                    <w:jc w:val="left"/>
+                    <w:jc w:val="both"/>
+                    <w:rPr>
+                      <w:rFonts w:hint="default" w:ascii="Calibri" w:hAnsi="Calibri" w:cs="Calibri"/>
+                      <w:sz w:val="18"/>
+                      <w:szCs w:val="18"/>
+                    </w:rPr>
                   </w:pPr>
                   <w:r>
                     <w:rPr>
-                      <w:rFonts w:ascii="SimSun" w:hAnsi="SimSun" w:eastAsia="SimSun" w:cs="SimSun"/>
+                      <w:rFonts w:hint="default" w:ascii="Calibri" w:hAnsi="Calibri" w:eastAsia="SimSun" w:cs="Calibri"/>
                       <w:color w:val="1F2937"/>
                       <w:kern w:val="0"/>
-                      <w:sz w:val="24"/>
-                      <w:szCs w:val="24"/>
+                      <w:sz w:val="18"/>
+                      <w:szCs w:val="18"/>
                       <w:lang w:val="en-US" w:eastAsia="zh-CN" w:bidi="ar"/>
                     </w:rPr>
                     <w:t>Android app uses backend APIs</w:t>
@@ -5637,7 +5651,12 @@
           </w:tbl>
           <w:p>
             <w:pPr>
-              <w:jc w:val="center"/>
+              <w:jc w:val="both"/>
+              <w:rPr>
+                <w:rFonts w:hint="default" w:ascii="Calibri" w:hAnsi="Calibri" w:cs="Calibri"/>
+                <w:sz w:val="18"/>
+                <w:szCs w:val="18"/>
+              </w:rPr>
             </w:pPr>
           </w:p>
         </w:tc>
@@ -5724,13 +5743,18 @@
           </w:tcPr>
           <w:p>
             <w:pPr>
-              <w:jc w:val="center"/>
+              <w:jc w:val="both"/>
+              <w:rPr>
+                <w:rFonts w:hint="default" w:ascii="Calibri" w:hAnsi="Calibri" w:cs="Calibri"/>
+                <w:sz w:val="18"/>
+                <w:szCs w:val="18"/>
+              </w:rPr>
             </w:pPr>
             <w:r>
               <w:rPr>
-                <w:rFonts w:ascii="SimSun" w:hAnsi="SimSun" w:eastAsia="SimSun" w:cs="SimSun"/>
-                <w:sz w:val="24"/>
-                <w:szCs w:val="24"/>
+                <w:rFonts w:hint="default" w:ascii="Calibri" w:hAnsi="Calibri" w:eastAsia="SimSun" w:cs="Calibri"/>
+                <w:sz w:val="18"/>
+                <w:szCs w:val="18"/>
               </w:rPr>
               <w:t>Secure login for Admin, Recruiter, and Job Seeker</w:t>
             </w:r>
@@ -5819,15 +5843,18 @@
           </w:tcPr>
           <w:p>
             <w:pPr>
-              <w:rPr>
+              <w:jc w:val="both"/>
+              <w:rPr>
+                <w:rFonts w:hint="default" w:ascii="Calibri" w:hAnsi="Calibri" w:cs="Calibri"/>
                 <w:vanish/>
-                <w:sz w:val="24"/>
-                <w:szCs w:val="24"/>
+                <w:sz w:val="18"/>
+                <w:szCs w:val="18"/>
               </w:rPr>
             </w:pPr>
           </w:p>
           <w:tbl>
             <w:tblPr>
+              <w:tblStyle w:val="12"/>
               <w:tblW w:w="0" w:type="auto"/>
               <w:tblCellSpacing w:w="15" w:type="dxa"/>
               <w:tblInd w:w="-45" w:type="dxa"/>
@@ -5839,7 +5866,7 @@
                 <w:insideH w:val="none" w:color="auto" w:sz="0" w:space="0"/>
                 <w:insideV w:val="none" w:color="auto" w:sz="0" w:space="0"/>
               </w:tblBorders>
-              <w:shd w:val="clear"/>
+              <w:shd w:val="clear" w:color="auto" w:fill="auto"/>
               <w:tblLayout w:type="fixed"/>
               <w:tblCellMar>
                 <w:top w:w="15" w:type="dxa"/>
@@ -5861,6 +5888,7 @@
                   <w:insideH w:val="none" w:color="auto" w:sz="0" w:space="0"/>
                   <w:insideV w:val="none" w:color="auto" w:sz="0" w:space="0"/>
                 </w:tblBorders>
+                <w:shd w:val="clear" w:color="auto" w:fill="auto"/>
                 <w:tblCellMar>
                   <w:top w:w="15" w:type="dxa"/>
                   <w:left w:w="15" w:type="dxa"/>
@@ -5874,7 +5902,7 @@
               <w:tc>
                 <w:tcPr>
                   <w:tcW w:w="8640" w:type="dxa"/>
-                  <w:shd w:val="clear"/>
+                  <w:shd w:val="clear" w:color="auto" w:fill="auto"/>
                   <w:vAlign w:val="center"/>
                 </w:tcPr>
                 <w:p>
@@ -5883,13 +5911,18 @@
                     <w:keepLines w:val="0"/>
                     <w:widowControl/>
                     <w:suppressLineNumbers w:val="0"/>
-                    <w:jc w:val="left"/>
+                    <w:jc w:val="both"/>
+                    <w:rPr>
+                      <w:rFonts w:hint="default" w:ascii="Calibri" w:hAnsi="Calibri" w:cs="Calibri"/>
+                      <w:sz w:val="18"/>
+                      <w:szCs w:val="18"/>
+                    </w:rPr>
                   </w:pPr>
                   <w:r>
                     <w:rPr>
-                      <w:rFonts w:ascii="SimSun" w:hAnsi="SimSun" w:eastAsia="SimSun" w:cs="SimSun"/>
-                      <w:sz w:val="24"/>
-                      <w:szCs w:val="24"/>
+                      <w:rFonts w:hint="default" w:ascii="Calibri" w:hAnsi="Calibri" w:eastAsia="SimSun" w:cs="Calibri"/>
+                      <w:sz w:val="18"/>
+                      <w:szCs w:val="18"/>
                     </w:rPr>
                     <w:t>About 20 RPS during peak time</w:t>
                   </w:r>
@@ -5899,7 +5932,12 @@
           </w:tbl>
           <w:p>
             <w:pPr>
-              <w:jc w:val="center"/>
+              <w:jc w:val="both"/>
+              <w:rPr>
+                <w:rFonts w:hint="default" w:ascii="Calibri" w:hAnsi="Calibri" w:cs="Calibri"/>
+                <w:sz w:val="18"/>
+                <w:szCs w:val="18"/>
+              </w:rPr>
             </w:pPr>
           </w:p>
         </w:tc>
@@ -5986,13 +6024,18 @@
           </w:tcPr>
           <w:p>
             <w:pPr>
-              <w:jc w:val="center"/>
+              <w:jc w:val="both"/>
+              <w:rPr>
+                <w:rFonts w:hint="default" w:ascii="Calibri" w:hAnsi="Calibri" w:cs="Calibri"/>
+                <w:sz w:val="18"/>
+                <w:szCs w:val="18"/>
+              </w:rPr>
             </w:pPr>
             <w:r>
               <w:rPr>
-                <w:rFonts w:ascii="SimSun" w:hAnsi="SimSun" w:eastAsia="SimSun" w:cs="SimSun"/>
-                <w:sz w:val="24"/>
-                <w:szCs w:val="24"/>
+                <w:rFonts w:hint="default" w:ascii="Calibri" w:hAnsi="Calibri" w:eastAsia="SimSun" w:cs="Calibri"/>
+                <w:sz w:val="18"/>
+                <w:szCs w:val="18"/>
               </w:rPr>
               <w:t>Stores resumes, job postings, and matching results</w:t>
             </w:r>
@@ -6081,13 +6124,18 @@
           </w:tcPr>
           <w:p>
             <w:pPr>
-              <w:jc w:val="center"/>
+              <w:jc w:val="both"/>
+              <w:rPr>
+                <w:rFonts w:hint="default" w:ascii="Calibri" w:hAnsi="Calibri" w:cs="Calibri"/>
+                <w:sz w:val="18"/>
+                <w:szCs w:val="18"/>
+              </w:rPr>
             </w:pPr>
             <w:r>
               <w:rPr>
-                <w:rFonts w:ascii="SimSun" w:hAnsi="SimSun" w:eastAsia="SimSun" w:cs="SimSun"/>
-                <w:sz w:val="24"/>
-                <w:szCs w:val="24"/>
+                <w:rFonts w:hint="default" w:ascii="Calibri" w:hAnsi="Calibri" w:eastAsia="SimSun" w:cs="Calibri"/>
+                <w:sz w:val="18"/>
+                <w:szCs w:val="18"/>
               </w:rPr>
               <w:t>Resume parsing and notifications</w:t>
             </w:r>
@@ -6176,13 +6224,18 @@
           </w:tcPr>
           <w:p>
             <w:pPr>
-              <w:jc w:val="center"/>
+              <w:jc w:val="both"/>
+              <w:rPr>
+                <w:rFonts w:hint="default" w:ascii="Calibri" w:hAnsi="Calibri" w:cs="Calibri"/>
+                <w:sz w:val="18"/>
+                <w:szCs w:val="18"/>
+              </w:rPr>
             </w:pPr>
             <w:r>
               <w:rPr>
-                <w:rFonts w:ascii="SimSun" w:hAnsi="SimSun" w:eastAsia="SimSun" w:cs="SimSun"/>
-                <w:sz w:val="24"/>
-                <w:szCs w:val="24"/>
+                <w:rFonts w:hint="default" w:ascii="Calibri" w:hAnsi="Calibri" w:eastAsia="SimSun" w:cs="Calibri"/>
+                <w:sz w:val="18"/>
+                <w:szCs w:val="18"/>
               </w:rPr>
               <w:t>20% of 1000 users</w:t>
             </w:r>
@@ -6271,13 +6324,18 @@
           </w:tcPr>
           <w:p>
             <w:pPr>
-              <w:jc w:val="center"/>
+              <w:jc w:val="both"/>
+              <w:rPr>
+                <w:rFonts w:hint="default" w:ascii="Calibri" w:hAnsi="Calibri" w:cs="Calibri"/>
+                <w:sz w:val="18"/>
+                <w:szCs w:val="18"/>
+              </w:rPr>
             </w:pPr>
             <w:r>
               <w:rPr>
-                <w:rFonts w:ascii="SimSun" w:hAnsi="SimSun" w:eastAsia="SimSun" w:cs="SimSun"/>
-                <w:sz w:val="24"/>
-                <w:szCs w:val="24"/>
+                <w:rFonts w:hint="default" w:ascii="Calibri" w:hAnsi="Calibri" w:eastAsia="SimSun" w:cs="Calibri"/>
+                <w:sz w:val="18"/>
+                <w:szCs w:val="18"/>
               </w:rPr>
               <w:t>Recruiter dashboard and reports</w:t>
             </w:r>
@@ -6366,13 +6424,18 @@
           </w:tcPr>
           <w:p>
             <w:pPr>
-              <w:jc w:val="center"/>
+              <w:jc w:val="both"/>
+              <w:rPr>
+                <w:rFonts w:hint="default" w:ascii="Calibri" w:hAnsi="Calibri" w:cs="Calibri"/>
+                <w:sz w:val="18"/>
+                <w:szCs w:val="18"/>
+              </w:rPr>
             </w:pPr>
             <w:r>
               <w:rPr>
-                <w:rFonts w:ascii="SimSun" w:hAnsi="SimSun" w:eastAsia="SimSun" w:cs="SimSun"/>
-                <w:sz w:val="24"/>
-                <w:szCs w:val="24"/>
+                <w:rFonts w:hint="default" w:ascii="Calibri" w:hAnsi="Calibri" w:eastAsia="SimSun" w:cs="Calibri"/>
+                <w:sz w:val="18"/>
+                <w:szCs w:val="18"/>
               </w:rPr>
               <w:t>Resume screening and job-fit prediction</w:t>
             </w:r>
@@ -6462,13 +6525,18 @@
           </w:tcPr>
           <w:p>
             <w:pPr>
-              <w:jc w:val="center"/>
+              <w:jc w:val="both"/>
+              <w:rPr>
+                <w:rFonts w:hint="default" w:ascii="Calibri" w:hAnsi="Calibri" w:cs="Calibri"/>
+                <w:sz w:val="18"/>
+                <w:szCs w:val="18"/>
+              </w:rPr>
             </w:pPr>
             <w:r>
               <w:rPr>
-                <w:rFonts w:ascii="SimSun" w:hAnsi="SimSun" w:eastAsia="SimSun" w:cs="SimSun"/>
-                <w:sz w:val="24"/>
-                <w:szCs w:val="24"/>
+                <w:rFonts w:hint="default" w:ascii="Calibri" w:hAnsi="Calibri" w:eastAsia="SimSun" w:cs="Calibri"/>
+                <w:sz w:val="18"/>
+                <w:szCs w:val="18"/>
               </w:rPr>
               <w:t>Based on the workbook recommendation</w:t>
             </w:r>
@@ -6536,6 +6604,7 @@
         </w:tblPrEx>
         <w:trPr>
           <w:gridAfter w:val="1"/>
+          <w:wAfter w:w="1" w:type="dxa"/>
           <w:jc w:val="center"/>
         </w:trPr>
         <w:tc>
@@ -8153,6 +8222,7 @@
         </w:tblPrEx>
         <w:trPr>
           <w:gridAfter w:val="1"/>
+          <w:wAfter w:w="1" w:type="dxa"/>
           <w:jc w:val="center"/>
         </w:trPr>
         <w:tc>
@@ -8178,8 +8248,6 @@
               </w:rPr>
               <w:t>Technical Tip</w:t>
             </w:r>
-            <w:bookmarkStart w:id="0" w:name="_GoBack"/>
-            <w:bookmarkEnd w:id="0"/>
           </w:p>
           <w:p>
             <w:r>
@@ -8402,8 +8470,19 @@
           </w:tcPr>
           <w:p>
             <w:pPr>
-              <w:jc w:val="center"/>
+              <w:jc w:val="both"/>
+              <w:rPr>
+                <w:rFonts w:hint="default"/>
+                <w:lang w:val="en-US"/>
+              </w:rPr>
             </w:pPr>
+            <w:r>
+              <w:rPr>
+                <w:rFonts w:hint="default"/>
+                <w:lang w:val="en-US"/>
+              </w:rPr>
+              <w:t>Not Selected – Suitable only for initial testing and demonstrations.</w:t>
+            </w:r>
           </w:p>
         </w:tc>
       </w:tr>
@@ -8484,8 +8563,11 @@
           </w:tcPr>
           <w:p>
             <w:pPr>
-              <w:jc w:val="center"/>
+              <w:jc w:val="both"/>
             </w:pPr>
+            <w:r>
+              <w:t>Considered – Better than a single VM, but limited scalability for AI processing.</w:t>
+            </w:r>
           </w:p>
         </w:tc>
       </w:tr>
@@ -8566,8 +8648,11 @@
           </w:tcPr>
           <w:p>
             <w:pPr>
-              <w:jc w:val="center"/>
+              <w:jc w:val="both"/>
             </w:pPr>
+            <w:r>
+              <w:t>Selected – Separates presentation, business logic, and database for better performance and scalability.</w:t>
+            </w:r>
           </w:p>
         </w:tc>
       </w:tr>
@@ -8648,8 +8733,11 @@
           </w:tcPr>
           <w:p>
             <w:pPr>
-              <w:jc w:val="center"/>
+              <w:jc w:val="both"/>
             </w:pPr>
+            <w:r>
+              <w:t>Selected – Docker containers simplify deployment, portability, and maintenance of the backend API.</w:t>
+            </w:r>
           </w:p>
         </w:tc>
       </w:tr>
@@ -8730,8 +8818,11 @@
           </w:tcPr>
           <w:p>
             <w:pPr>
-              <w:jc w:val="center"/>
+              <w:jc w:val="both"/>
             </w:pPr>
+            <w:r>
+              <w:t>Partially Selected – Can be used for sending notifications or other event-driven tasks.</w:t>
+            </w:r>
           </w:p>
         </w:tc>
       </w:tr>
@@ -8812,8 +8903,11 @@
           </w:tcPr>
           <w:p>
             <w:pPr>
-              <w:jc w:val="center"/>
+              <w:jc w:val="both"/>
             </w:pPr>
+            <w:r>
+              <w:t>Selected – Azure Blob Storage and managed database provide secure storage, automatic backup, and easy scaling.</w:t>
+            </w:r>
           </w:p>
         </w:tc>
       </w:tr>
@@ -8828,6 +8922,7 @@
         </w:tblPrEx>
         <w:trPr>
           <w:gridAfter w:val="1"/>
+          <w:wAfter w:w="1" w:type="dxa"/>
           <w:jc w:val="center"/>
         </w:trPr>
         <w:tc>
@@ -10445,7 +10540,6 @@
         <w:gridCol w:w="2613"/>
         <w:gridCol w:w="2613"/>
         <w:gridCol w:w="2613"/>
-        <w:gridCol w:w="2"/>
       </w:tblGrid>
       <w:tr>
         <w:tblPrEx>
@@ -10457,12 +10551,12 @@
           </w:tblCellMar>
         </w:tblPrEx>
         <w:trPr>
-          <w:gridAfter w:val="1"/>
+          <w:wAfter w:w="0" w:type="auto"/>
           <w:jc w:val="center"/>
         </w:trPr>
         <w:tc>
           <w:tcPr>
-            <w:tcW w:w="3168" w:type="dxa"/>
+            <w:tcW w:w="2613" w:type="dxa"/>
             <w:tcBorders>
               <w:top w:val="single" w:color="1F4E79" w:sz="6" w:space="0"/>
               <w:left w:val="single" w:color="1F4E79" w:sz="6" w:space="0"/>
@@ -10541,7 +10635,7 @@
         </w:tc>
         <w:tc>
           <w:tcPr>
-            <w:tcW w:w="2160" w:type="dxa"/>
+            <w:tcW w:w="2613" w:type="dxa"/>
             <w:tcBorders>
               <w:top w:val="single" w:color="1F4E79" w:sz="6" w:space="0"/>
               <w:left w:val="single" w:color="1F4E79" w:sz="6" w:space="0"/>
@@ -10620,7 +10714,7 @@
         </w:tc>
         <w:tc>
           <w:tcPr>
-            <w:tcW w:w="2376" w:type="dxa"/>
+            <w:tcW w:w="2613" w:type="dxa"/>
             <w:tcBorders>
               <w:top w:val="single" w:color="1F4E79" w:sz="6" w:space="0"/>
               <w:left w:val="single" w:color="1F4E79" w:sz="6" w:space="0"/>
@@ -10699,7 +10793,7 @@
         </w:tc>
         <w:tc>
           <w:tcPr>
-            <w:tcW w:w="2592" w:type="dxa"/>
+            <w:tcW w:w="2613" w:type="dxa"/>
             <w:tcBorders>
               <w:top w:val="single" w:color="1F4E79" w:sz="6" w:space="0"/>
               <w:left w:val="single" w:color="1F4E79" w:sz="6" w:space="0"/>
@@ -10787,7 +10881,7 @@
           </w:tblCellMar>
         </w:tblPrEx>
         <w:trPr>
-          <w:gridAfter w:val="1"/>
+          <w:wAfter w:w="0" w:type="auto"/>
           <w:jc w:val="center"/>
         </w:trPr>
         <w:tc>
@@ -10969,7 +11063,7 @@
           </w:tblCellMar>
         </w:tblPrEx>
         <w:trPr>
-          <w:gridAfter w:val="1"/>
+          <w:wAfter w:w="0" w:type="auto"/>
           <w:jc w:val="center"/>
         </w:trPr>
         <w:tc>
@@ -11151,7 +11245,7 @@
           </w:tblCellMar>
         </w:tblPrEx>
         <w:trPr>
-          <w:gridAfter w:val="1"/>
+          <w:wAfter w:w="0" w:type="auto"/>
           <w:jc w:val="center"/>
         </w:trPr>
         <w:tc>
@@ -11333,7 +11427,7 @@
           </w:tblCellMar>
         </w:tblPrEx>
         <w:trPr>
-          <w:gridAfter w:val="1"/>
+          <w:wAfter w:w="0" w:type="auto"/>
           <w:jc w:val="center"/>
         </w:trPr>
         <w:tc>
@@ -11515,7 +11609,7 @@
           </w:tblCellMar>
         </w:tblPrEx>
         <w:trPr>
-          <w:gridAfter w:val="1"/>
+          <w:wAfter w:w="0" w:type="auto"/>
           <w:jc w:val="center"/>
         </w:trPr>
         <w:tc>
@@ -11697,7 +11791,7 @@
           </w:tblCellMar>
         </w:tblPrEx>
         <w:trPr>
-          <w:gridAfter w:val="1"/>
+          <w:wAfter w:w="0" w:type="auto"/>
           <w:jc w:val="center"/>
         </w:trPr>
         <w:tc>
@@ -11865,56 +11959,6 @@
                 <w:lang w:val="en-US" w:eastAsia="zh-CN" w:bidi="ar"/>
               </w:rPr>
               <w:t>Creates a duplicate environment without affecting the original system.</w:t>
-            </w:r>
-          </w:p>
-        </w:tc>
-      </w:tr>
-      <w:tr>
-        <w:tblPrEx>
-          <w:tblCellMar>
-            <w:top w:w="0" w:type="dxa"/>
-            <w:left w:w="108" w:type="dxa"/>
-            <w:bottom w:w="0" w:type="dxa"/>
-            <w:right w:w="108" w:type="dxa"/>
-          </w:tblCellMar>
-        </w:tblPrEx>
-        <w:trPr>
-          <w:jc w:val="center"/>
-        </w:trPr>
-        <w:tc>
-          <w:tcPr>
-            <w:tcW w:w="10296" w:type="dxa"/>
-            <w:gridSpan w:val="5"/>
-            <w:tcBorders>
-              <w:top w:val="single" w:color="E9A15D" w:sz="6" w:space="0"/>
-              <w:left w:val="single" w:color="E9A15D" w:sz="6" w:space="0"/>
-              <w:bottom w:val="single" w:color="E9A15D" w:sz="6" w:space="0"/>
-              <w:right w:val="single" w:color="E9A15D" w:sz="6" w:space="0"/>
-            </w:tcBorders>
-            <w:shd w:val="clear" w:color="auto" w:fill="FFF7ED"/>
-          </w:tcPr>
-          <w:p>
-            <w:r>
-              <w:rPr>
-                <w:rFonts w:ascii="Calibri" w:hAnsi="Calibri" w:eastAsia="Calibri"/>
-                <w:b/>
-                <w:i w:val="0"/>
-                <w:color w:val="8A4B18"/>
-                <w:sz w:val="19"/>
-              </w:rPr>
-              <w:t>Technical Tip</w:t>
-            </w:r>
-          </w:p>
-          <w:p>
-            <w:r>
-              <w:rPr>
-                <w:rFonts w:ascii="Calibri" w:hAnsi="Calibri" w:eastAsia="Calibri"/>
-                <w:b w:val="0"/>
-                <w:i w:val="0"/>
-                <w:color w:val="1F2937"/>
-                <w:sz w:val="18"/>
-              </w:rPr>
-              <w:t>A snapshot is useful for rollback. A clone is useful for parallel testing. A clone should not be treated as the only backup.</w:t>
             </w:r>
           </w:p>
         </w:tc>
@@ -13940,7 +13984,33 @@
     <w:p>
       <w:pPr>
         <w:spacing w:before="160" w:after="80"/>
+        <w:rPr>
+          <w:rFonts w:ascii="Calibri" w:hAnsi="Calibri" w:eastAsia="Calibri"/>
+          <w:b/>
+          <w:i w:val="0"/>
+          <w:color w:val="1F4E79"/>
+          <w:sz w:val="28"/>
+        </w:rPr>
       </w:pPr>
+    </w:p>
+    <w:p>
+      <w:pPr>
+        <w:spacing w:before="160" w:after="80"/>
+        <w:rPr>
+          <w:rFonts w:ascii="Calibri" w:hAnsi="Calibri" w:eastAsia="Calibri"/>
+          <w:b/>
+          <w:i w:val="0"/>
+          <w:color w:val="1F4E79"/>
+          <w:sz w:val="28"/>
+        </w:rPr>
+      </w:pPr>
+    </w:p>
+    <w:p>
+      <w:pPr>
+        <w:spacing w:before="160" w:after="80"/>
+      </w:pPr>
+      <w:bookmarkStart w:id="0" w:name="_GoBack"/>
+      <w:bookmarkEnd w:id="0"/>
       <w:r>
         <w:rPr>
           <w:rFonts w:ascii="Calibri" w:hAnsi="Calibri" w:eastAsia="Calibri"/>
@@ -15035,7 +15105,7 @@
     <w:lsdException w:qFormat="1" w:uiPriority="99" w:semiHidden="0" w:name="List Bullet 3"/>
     <w:lsdException w:uiPriority="99" w:name="List Bullet 4"/>
     <w:lsdException w:uiPriority="99" w:name="List Bullet 5"/>
-    <w:lsdException w:uiPriority="99" w:semiHidden="0" w:name="List Number 2"/>
+    <w:lsdException w:qFormat="1" w:uiPriority="99" w:semiHidden="0" w:name="List Number 2"/>
     <w:lsdException w:qFormat="1" w:uiPriority="99" w:semiHidden="0" w:name="List Number 3"/>
     <w:lsdException w:uiPriority="99" w:name="List Number 4"/>
     <w:lsdException w:uiPriority="99" w:name="List Number 5"/>
@@ -15047,7 +15117,7 @@
     <w:lsdException w:uiPriority="99" w:name="Body Text Indent"/>
     <w:lsdException w:qFormat="1" w:uiPriority="99" w:semiHidden="0" w:name="List Continue"/>
     <w:lsdException w:qFormat="1" w:uiPriority="99" w:semiHidden="0" w:name="List Continue 2"/>
-    <w:lsdException w:uiPriority="99" w:semiHidden="0" w:name="List Continue 3"/>
+    <w:lsdException w:qFormat="1" w:uiPriority="99" w:semiHidden="0" w:name="List Continue 3"/>
     <w:lsdException w:uiPriority="99" w:name="List Continue 4"/>
     <w:lsdException w:uiPriority="99" w:name="List Continue 5"/>
     <w:lsdException w:uiPriority="99" w:name="Message Header"/>
@@ -15131,7 +15201,7 @@
     <w:lsdException w:qFormat="1" w:unhideWhenUsed="0" w:uiPriority="60" w:semiHidden="0" w:name="Light Shading"/>
     <w:lsdException w:qFormat="1" w:unhideWhenUsed="0" w:uiPriority="61" w:semiHidden="0" w:name="Light List"/>
     <w:lsdException w:qFormat="1" w:unhideWhenUsed="0" w:uiPriority="62" w:semiHidden="0" w:name="Light Grid"/>
-    <w:lsdException w:unhideWhenUsed="0" w:uiPriority="63" w:semiHidden="0" w:name="Medium Shading 1"/>
+    <w:lsdException w:qFormat="1" w:unhideWhenUsed="0" w:uiPriority="63" w:semiHidden="0" w:name="Medium Shading 1"/>
     <w:lsdException w:unhideWhenUsed="0" w:uiPriority="64" w:semiHidden="0" w:name="Medium Shading 2"/>
     <w:lsdException w:unhideWhenUsed="0" w:uiPriority="65" w:semiHidden="0" w:name="Medium List 1"/>
     <w:lsdException w:unhideWhenUsed="0" w:uiPriority="66" w:semiHidden="0" w:name="Medium List 2"/>
@@ -15146,12 +15216,12 @@
     <w:lsdException w:qFormat="1" w:unhideWhenUsed="0" w:uiPriority="61" w:semiHidden="0" w:name="Light List Accent 1"/>
     <w:lsdException w:unhideWhenUsed="0" w:uiPriority="62" w:semiHidden="0" w:name="Light Grid Accent 1"/>
     <w:lsdException w:unhideWhenUsed="0" w:uiPriority="63" w:semiHidden="0" w:name="Medium Shading 1 Accent 1"/>
-    <w:lsdException w:unhideWhenUsed="0" w:uiPriority="64" w:semiHidden="0" w:name="Medium Shading 2 Accent 1"/>
-    <w:lsdException w:unhideWhenUsed="0" w:uiPriority="65" w:semiHidden="0" w:name="Medium List 1 Accent 1"/>
+    <w:lsdException w:qFormat="1" w:unhideWhenUsed="0" w:uiPriority="64" w:semiHidden="0" w:name="Medium Shading 2 Accent 1"/>
+    <w:lsdException w:qFormat="1" w:unhideWhenUsed="0" w:uiPriority="65" w:semiHidden="0" w:name="Medium List 1 Accent 1"/>
     <w:lsdException w:qFormat="1" w:unhideWhenUsed="0" w:uiPriority="34" w:semiHidden="0" w:name="List Paragraph"/>
     <w:lsdException w:qFormat="1" w:unhideWhenUsed="0" w:uiPriority="29" w:semiHidden="0" w:name="Quote"/>
     <w:lsdException w:qFormat="1" w:unhideWhenUsed="0" w:uiPriority="30" w:semiHidden="0" w:name="Intense Quote"/>
-    <w:lsdException w:unhideWhenUsed="0" w:uiPriority="66" w:semiHidden="0" w:name="Medium List 2 Accent 1"/>
+    <w:lsdException w:qFormat="1" w:unhideWhenUsed="0" w:uiPriority="66" w:semiHidden="0" w:name="Medium List 2 Accent 1"/>
     <w:lsdException w:unhideWhenUsed="0" w:uiPriority="67" w:semiHidden="0" w:name="Medium Grid 1 Accent 1"/>
     <w:lsdException w:unhideWhenUsed="0" w:uiPriority="68" w:semiHidden="0" w:name="Medium Grid 2 Accent 1"/>
     <w:lsdException w:unhideWhenUsed="0" w:uiPriority="69" w:semiHidden="0" w:name="Medium Grid 3 Accent 1"/>
@@ -15161,7 +15231,7 @@
     <w:lsdException w:unhideWhenUsed="0" w:uiPriority="73" w:semiHidden="0" w:name="Colorful Grid Accent 1"/>
     <w:lsdException w:qFormat="1" w:unhideWhenUsed="0" w:uiPriority="60" w:semiHidden="0" w:name="Light Shading Accent 2"/>
     <w:lsdException w:qFormat="1" w:unhideWhenUsed="0" w:uiPriority="61" w:semiHidden="0" w:name="Light List Accent 2"/>
-    <w:lsdException w:unhideWhenUsed="0" w:uiPriority="62" w:semiHidden="0" w:name="Light Grid Accent 2"/>
+    <w:lsdException w:qFormat="1" w:unhideWhenUsed="0" w:uiPriority="62" w:semiHidden="0" w:name="Light Grid Accent 2"/>
     <w:lsdException w:unhideWhenUsed="0" w:uiPriority="63" w:semiHidden="0" w:name="Medium Shading 1 Accent 2"/>
     <w:lsdException w:unhideWhenUsed="0" w:uiPriority="64" w:semiHidden="0" w:name="Medium Shading 2 Accent 2"/>
     <w:lsdException w:unhideWhenUsed="0" w:uiPriority="65" w:semiHidden="0" w:name="Medium List 1 Accent 2"/>
@@ -15175,7 +15245,7 @@
     <w:lsdException w:unhideWhenUsed="0" w:uiPriority="73" w:semiHidden="0" w:name="Colorful Grid Accent 2"/>
     <w:lsdException w:qFormat="1" w:unhideWhenUsed="0" w:uiPriority="60" w:semiHidden="0" w:name="Light Shading Accent 3"/>
     <w:lsdException w:qFormat="1" w:unhideWhenUsed="0" w:uiPriority="61" w:semiHidden="0" w:name="Light List Accent 3"/>
-    <w:lsdException w:unhideWhenUsed="0" w:uiPriority="62" w:semiHidden="0" w:name="Light Grid Accent 3"/>
+    <w:lsdException w:qFormat="1" w:unhideWhenUsed="0" w:uiPriority="62" w:semiHidden="0" w:name="Light Grid Accent 3"/>
     <w:lsdException w:unhideWhenUsed="0" w:uiPriority="63" w:semiHidden="0" w:name="Medium Shading 1 Accent 3"/>
     <w:lsdException w:unhideWhenUsed="0" w:uiPriority="64" w:semiHidden="0" w:name="Medium Shading 2 Accent 3"/>
     <w:lsdException w:unhideWhenUsed="0" w:uiPriority="65" w:semiHidden="0" w:name="Medium List 1 Accent 3"/>
@@ -15188,7 +15258,7 @@
     <w:lsdException w:unhideWhenUsed="0" w:uiPriority="72" w:semiHidden="0" w:name="Colorful List Accent 3"/>
     <w:lsdException w:unhideWhenUsed="0" w:uiPriority="73" w:semiHidden="0" w:name="Colorful Grid Accent 3"/>
     <w:lsdException w:unhideWhenUsed="0" w:uiPriority="60" w:semiHidden="0" w:name="Light Shading Accent 4"/>
-    <w:lsdException w:unhideWhenUsed="0" w:uiPriority="61" w:semiHidden="0" w:name="Light List Accent 4"/>
+    <w:lsdException w:qFormat="1" w:unhideWhenUsed="0" w:uiPriority="61" w:semiHidden="0" w:name="Light List Accent 4"/>
     <w:lsdException w:unhideWhenUsed="0" w:uiPriority="62" w:semiHidden="0" w:name="Light Grid Accent 4"/>
     <w:lsdException w:unhideWhenUsed="0" w:uiPriority="63" w:semiHidden="0" w:name="Medium Shading 1 Accent 4"/>
     <w:lsdException w:unhideWhenUsed="0" w:uiPriority="64" w:semiHidden="0" w:name="Medium Shading 2 Accent 4"/>
@@ -15706,6 +15776,7 @@
     <w:name w:val="List Continue 3"/>
     <w:basedOn w:val="1"/>
     <w:unhideWhenUsed/>
+    <w:qFormat/>
     <w:uiPriority w:val="99"/>
     <w:pPr>
       <w:spacing w:after="120"/>
@@ -15731,6 +15802,7 @@
     <w:name w:val="List Number 2"/>
     <w:basedOn w:val="1"/>
     <w:unhideWhenUsed/>
+    <w:qFormat/>
     <w:uiPriority w:val="99"/>
     <w:pPr>
       <w:numPr>
@@ -16937,6 +17009,7 @@
   <w:style w:type="table" w:styleId="48">
     <w:name w:val="Light List Accent 4"/>
     <w:basedOn w:val="12"/>
+    <w:qFormat/>
     <w:uiPriority w:val="61"/>
     <w:pPr>
       <w:spacing w:after="0" w:line="240" w:lineRule="auto"/>
@@ -17470,6 +17543,7 @@
   <w:style w:type="table" w:styleId="53">
     <w:name w:val="Light Grid Accent 2"/>
     <w:basedOn w:val="12"/>
+    <w:qFormat/>
     <w:uiPriority w:val="62"/>
     <w:pPr>
       <w:spacing w:after="0" w:line="240" w:lineRule="auto"/>
@@ -17596,6 +17670,7 @@
   <w:style w:type="table" w:styleId="54">
     <w:name w:val="Light Grid Accent 3"/>
     <w:basedOn w:val="12"/>
+    <w:qFormat/>
     <w:uiPriority w:val="62"/>
     <w:pPr>
       <w:spacing w:after="0" w:line="240" w:lineRule="auto"/>
@@ -18100,6 +18175,7 @@
   <w:style w:type="table" w:styleId="58">
     <w:name w:val="Medium Shading 1"/>
     <w:basedOn w:val="12"/>
+    <w:qFormat/>
     <w:uiPriority w:val="63"/>
     <w:pPr>
       <w:spacing w:after="0" w:line="240" w:lineRule="auto"/>
@@ -19014,6 +19090,7 @@
   <w:style w:type="table" w:styleId="66">
     <w:name w:val="Medium Shading 2 Accent 1"/>
     <w:basedOn w:val="12"/>
+    <w:qFormat/>
     <w:uiPriority w:val="64"/>
     <w:pPr>
       <w:spacing w:after="0" w:line="240" w:lineRule="auto"/>
@@ -20094,6 +20171,7 @@
   <w:style w:type="table" w:styleId="73">
     <w:name w:val="Medium List 1 Accent 1"/>
     <w:basedOn w:val="12"/>
+    <w:qFormat/>
     <w:uiPriority w:val="65"/>
     <w:pPr>
       <w:spacing w:after="0" w:line="240" w:lineRule="auto"/>
@@ -20763,6 +20841,7 @@
   <w:style w:type="table" w:styleId="80">
     <w:name w:val="Medium List 2 Accent 1"/>
     <w:basedOn w:val="12"/>
+    <w:qFormat/>
     <w:uiPriority w:val="66"/>
     <w:pPr>
       <w:spacing w:after="0" w:line="240" w:lineRule="auto"/>
